--- a/seo-audit/Article-04-White-Label-Tools-for-Agencies.docx
+++ b/seo-audit/Article-04-White-Label-Tools-for-Agencies.docx
@@ -3455,7 +3455,7 @@
                 <w:sz w:val="15"/>
                 <w:szCs w:val="15"/>
               </w:rPr>
-              <w:t xml:space="preserve">Flat $0.12/min usage; Studio $99/mo, Agency $299/mo with unlimited client workspaces; 28-day money-back</w:t>
+              <w:t xml:space="preserve">Flat $0.12/min usage; Studio $99/mo (1,000 min), Agency $299/mo (3,000 min) with unlimited client workspaces; 7-day free trial, no contracts</w:t>
             </w:r>
           </w:p>
         </w:tc>
